--- a/04_問卷分析報告/英文版/Word版/Taiwan civic tech survey - summary (EN).docx
+++ b/04_問卷分析報告/英文版/Word版/Taiwan civic tech survey - summary (EN).docx
@@ -794,7 +794,7 @@
     <w:p>
       <w:r>
         <w:rPr/>
-        <w:t>The survey was sent out by g0v.tw Jothon in 2026 and analysed by Claire Cheng. It covers 127 valid responses collected up to 20 July 2026. Because it was shared through g0v.tw and related community channels, the respondents lean toward people already interested in civic tech, and the results describe them rather than the general public. Some groups are small (8 to 27 people), so treat those numbers as signals, not proof. The survey was in Chinese; answer options shown here are translated.</w:t>
+        <w:t>The survey was sent out by g0v.tw Jothon in 2026 and analysed by Claire Cheng. It covers 127 valid responses collected up to 20 July 2026. The survey was in Chinese; answer options shown here are translated.</w:t>
       </w:r>
     </w:p>
     <w:p>

--- a/04_問卷分析報告/英文版/Word版/Taiwan civic tech survey - summary (EN).docx
+++ b/04_問卷分析報告/英文版/Word版/Taiwan civic tech survey - summary (EN).docx
@@ -788,6 +788,224 @@
       </w:pPr>
       <w:r>
         <w:rPr/>
+        <w:t>Your next step</w:t>
+      </w:r>
+    </w:p>
+    <w:p>
+      <w:r>
+        <w:rPr/>
+        <w:t>Most of these pages are in Mandarin.</w:t>
+      </w:r>
+    </w:p>
+    <w:p>
+      <w:pPr>
+        <w:pStyle w:val="Heading2"/>
+      </w:pPr>
+      <w:r>
+        <w:rPr/>
+        <w:t>🌱 Still looking for a way in</w:t>
+      </w:r>
+    </w:p>
+    <w:p>
+      <w:pPr>
+        <w:pStyle w:val="ListBullet"/>
+      </w:pPr>
+      <w:hyperlink r:id="rId13">
+        <w:r>
+          <w:rPr>
+            <w:color w:val="1F5FBF"/>
+            <w:u w:val="single"/>
+          </w:rPr>
+          <w:t xml:space="preserve">Browse projects on Civic Tech Taiwan</w:t>
+        </w:r>
+      </w:hyperlink>
+      <w:r>
+        <w:rPr/>
+        <w:t xml:space="preserve">: </w:t>
+      </w:r>
+      <w:r>
+        <w:rPr/>
+        <w:t>start with an issue you care about</w:t>
+      </w:r>
+    </w:p>
+    <w:p>
+      <w:pPr>
+        <w:pStyle w:val="ListBullet"/>
+      </w:pPr>
+      <w:hyperlink r:id="rId14">
+        <w:r>
+          <w:rPr>
+            <w:color w:val="1F5FBF"/>
+            <w:u w:val="single"/>
+          </w:rPr>
+          <w:t xml:space="preserve">Check upcoming hackathons</w:t>
+        </w:r>
+      </w:hyperlink>
+      <w:r>
+        <w:rPr/>
+        <w:t xml:space="preserve">: </w:t>
+      </w:r>
+      <w:r>
+        <w:rPr/>
+        <w:t>ask people in person and join in on the day</w:t>
+      </w:r>
+    </w:p>
+    <w:p>
+      <w:pPr>
+        <w:pStyle w:val="ListBullet"/>
+      </w:pPr>
+      <w:hyperlink r:id="rId15">
+        <w:r>
+          <w:rPr>
+            <w:color w:val="1F5FBF"/>
+            <w:u w:val="single"/>
+          </w:rPr>
+          <w:t xml:space="preserve">Join g0v's Slack</w:t>
+        </w:r>
+      </w:hyperlink>
+      <w:r>
+        <w:rPr/>
+        <w:t xml:space="preserve">: </w:t>
+      </w:r>
+      <w:r>
+        <w:rPr/>
+        <w:t>find the channels where people are actively working</w:t>
+      </w:r>
+    </w:p>
+    <w:p>
+      <w:pPr>
+        <w:pStyle w:val="Heading2"/>
+      </w:pPr>
+      <w:r>
+        <w:rPr/>
+        <w:t>🔧 Already working on a project</w:t>
+      </w:r>
+    </w:p>
+    <w:p>
+      <w:pPr>
+        <w:pStyle w:val="ListBullet"/>
+      </w:pPr>
+      <w:hyperlink r:id="rId16">
+        <w:r>
+          <w:rPr>
+            <w:color w:val="1F5FBF"/>
+            <w:u w:val="single"/>
+          </w:rPr>
+          <w:t xml:space="preserve">Read the g0v civic tech project and community handbook</w:t>
+        </w:r>
+      </w:hyperlink>
+      <w:r>
+        <w:rPr/>
+        <w:t xml:space="preserve">: </w:t>
+      </w:r>
+      <w:r>
+        <w:rPr/>
+        <w:t>project experience collected by the community</w:t>
+      </w:r>
+    </w:p>
+    <w:p>
+      <w:pPr>
+        <w:pStyle w:val="ListBullet"/>
+      </w:pPr>
+      <w:hyperlink r:id="rId14">
+        <w:r>
+          <w:rPr>
+            <w:color w:val="1F5FBF"/>
+            <w:u w:val="single"/>
+          </w:rPr>
+          <w:t xml:space="preserve">Pitch at a hackathon to find teammates</w:t>
+        </w:r>
+      </w:hyperlink>
+      <w:r>
+        <w:rPr/>
+        <w:t xml:space="preserve">: </w:t>
+      </w:r>
+      <w:r>
+        <w:rPr/>
+        <w:t>three minutes on stage to say who you need</w:t>
+      </w:r>
+    </w:p>
+    <w:p>
+      <w:pPr>
+        <w:pStyle w:val="ListBullet"/>
+      </w:pPr>
+      <w:hyperlink r:id="rId17">
+        <w:r>
+          <w:rPr>
+            <w:color w:val="1F5FBF"/>
+            <w:u w:val="single"/>
+          </w:rPr>
+          <w:t xml:space="preserve">Use this survey's raw data in your proposal</w:t>
+        </w:r>
+      </w:hyperlink>
+      <w:r>
+        <w:rPr/>
+        <w:t xml:space="preserve">: </w:t>
+      </w:r>
+      <w:r>
+        <w:rPr/>
+        <w:t>open data, CC BY 4.0</w:t>
+      </w:r>
+    </w:p>
+    <w:p>
+      <w:pPr>
+        <w:pStyle w:val="Heading2"/>
+      </w:pPr>
+      <w:r>
+        <w:rPr/>
+        <w:t>💡 Looking to collaborate</w:t>
+      </w:r>
+    </w:p>
+    <w:p>
+      <w:pPr>
+        <w:pStyle w:val="ListBullet"/>
+      </w:pPr>
+      <w:hyperlink r:id="rId18">
+        <w:r>
+          <w:rPr>
+            <w:color w:val="1F5FBF"/>
+            <w:u w:val="single"/>
+          </w:rPr>
+          <w:t xml:space="preserve">See what help projects are asking for</w:t>
+        </w:r>
+      </w:hyperlink>
+      <w:r>
+        <w:rPr/>
+        <w:t xml:space="preserve">: </w:t>
+      </w:r>
+      <w:r>
+        <w:rPr/>
+        <w:t>each project idea lists the skills it needs</w:t>
+      </w:r>
+    </w:p>
+    <w:p>
+      <w:pPr>
+        <w:pStyle w:val="ListBullet"/>
+      </w:pPr>
+      <w:hyperlink r:id="rId14">
+        <w:r>
+          <w:rPr>
+            <w:color w:val="1F5FBF"/>
+            <w:u w:val="single"/>
+          </w:rPr>
+          <w:t xml:space="preserve">Meet teams at a hackathon</w:t>
+        </w:r>
+      </w:hyperlink>
+      <w:r>
+        <w:rPr/>
+        <w:t xml:space="preserve">: </w:t>
+      </w:r>
+      <w:r>
+        <w:rPr/>
+        <w:t>introducing experts, connecting a team with government contacts or offering a meeting space all help</w:t>
+      </w:r>
+    </w:p>
+    <w:p>
+      <w:pPr>
+        <w:pStyle w:val="Heading1"/>
+      </w:pPr>
+      <w:r>
+        <w:rPr/>
         <w:t>About this survey</w:t>
       </w:r>
     </w:p>
@@ -810,7 +1028,7 @@
       <w:pPr>
         <w:pStyle w:val="ListBullet"/>
       </w:pPr>
-      <w:hyperlink r:id="rId14">
+      <w:hyperlink r:id="rId19">
         <w:r>
           <w:rPr>
             <w:b/>
@@ -835,7 +1053,7 @@
       <w:pPr>
         <w:pStyle w:val="ListBullet"/>
       </w:pPr>
-      <w:hyperlink r:id="rId15">
+      <w:hyperlink r:id="rId20">
         <w:r>
           <w:rPr>
             <w:b/>
@@ -860,7 +1078,7 @@
       <w:pPr>
         <w:pStyle w:val="ListBullet"/>
       </w:pPr>
-      <w:hyperlink r:id="rId16">
+      <w:hyperlink r:id="rId17">
         <w:r>
           <w:rPr>
             <w:b/>
@@ -885,7 +1103,7 @@
       <w:pPr>
         <w:pStyle w:val="ListBullet"/>
       </w:pPr>
-      <w:hyperlink r:id="rId17">
+      <w:hyperlink r:id="rId21">
         <w:r>
           <w:rPr>
             <w:b/>
@@ -957,7 +1175,7 @@
       </w:r>
     </w:p>
     <w:p>
-      <w:hyperlink r:id="rId14">
+      <w:hyperlink r:id="rId19">
         <w:r>
           <w:rPr>
             <w:color w:val="1F5FBF"/>
@@ -985,7 +1203,7 @@
         <w:rPr/>
         <w:t xml:space="preserve"> jothon &amp; </w:t>
       </w:r>
-      <w:hyperlink r:id="rId18">
+      <w:hyperlink r:id="rId22">
         <w:r>
           <w:rPr>
             <w:color w:val="1F5FBF"/>

--- a/04_問卷分析報告/英文版/Word版/Taiwan civic tech survey - summary (EN).docx
+++ b/04_問卷分析報告/英文版/Word版/Taiwan civic tech survey - summary (EN).docx
@@ -1012,7 +1012,7 @@
     <w:p>
       <w:r>
         <w:rPr/>
-        <w:t>The survey was sent out by g0v.tw Jothon in 2026 and analysed by Claire Cheng. It covers 127 valid responses collected up to 20 July 2026. The survey was in Chinese; answer options shown here are translated.</w:t>
+        <w:t>The survey was sent out by g0v.tw Jothon in 2026 and analysed by Claire Cheng. It covers 127 valid responses collected up to 20 July 2026. The survey was in Mandarin; answer options shown here are translated.</w:t>
       </w:r>
     </w:p>
     <w:p>
@@ -1060,7 +1060,7 @@
             <w:color w:val="1F5FBF"/>
             <w:u w:val="single"/>
           </w:rPr>
-          <w:t xml:space="preserve">Full report (Chinese)</w:t>
+          <w:t xml:space="preserve">Full report (Mandarin)</w:t>
         </w:r>
       </w:hyperlink>
       <w:r>
@@ -1096,7 +1096,7 @@
       </w:r>
       <w:r>
         <w:rPr/>
-        <w:t xml:space="preserve"> anonymized responses, CC BY 4.0 (Google Sheets, in Chinese)</w:t>
+        <w:t xml:space="preserve"> anonymized responses, CC BY 4.0 (Google Sheets, in Mandarin)</w:t>
       </w:r>
     </w:p>
     <w:p>
@@ -1146,7 +1146,7 @@
       </w:r>
       <w:r>
         <w:rPr/>
-        <w:t xml:space="preserve"> a database of projects and how-to guides, run by g0v.tw Jothon (in Chinese)</w:t>
+        <w:t xml:space="preserve"> a database of projects and how-to guides, run by g0v.tw Jothon (in Mandarin)</w:t>
       </w:r>
     </w:p>
     <w:p>

--- a/04_問卷分析報告/英文版/Word版/Taiwan civic tech survey - summary (EN).docx
+++ b/04_問卷分析報告/英文版/Word版/Taiwan civic tech survey - summary (EN).docx
@@ -72,7 +72,7 @@
     <w:p>
       <w:r>
         <w:rPr/>
-        <w:t>At every hackathon, many projects are looking for partners. But for people who have actually worked on a project, finding partners is not the hardest part. The hardest part is keeping progress steady, making the results count, and core members burning out.</w:t>
+        <w:t>At every hackathon, many projects are looking for partners. But for people who have actually worked on a project, finding partners is not the hardest part. The hardest part is keeping progress steady, making the results count, and keeping core members from burning out.</w:t>
       </w:r>
     </w:p>
     <w:p>
